--- a/docs/colaboracion/DIAGRAMAS_DE_COLABORACION.docx
+++ b/docs/colaboracion/DIAGRAMAS_DE_COLABORACION.docx
@@ -93,7 +93,7 @@
         <w:spacing w:after="140"/>
       </w:pPr>
       <w:r>
-        <w:t xml:space="preserve">Notación UML de diagramas de colaboración/comunicación: objetos como cajas, enlaces (asociaciones) entre los que se comunican, y mensajes numerados sobre el enlace en el orden en que ocurren (1, 2, 2.1, 3, …). Son la contracara de los diagramas de secuencia de la Vista de Procesos del Documento de Arquitectura: mismas interacciones, foco en quién habla con quién en lugar de en la línea de tiempo. Se eligieron siete escenarios distintos a los de la Vista de Procesos (salvo la asignación de marco, que se repite por ser el caso más representativo) para no duplicar contenido y cubrir más patrones arquitectónicos.</w:t>
+        <w:t xml:space="preserve">Notación UML de diagramas de colaboración/comunicación: objetos como cajas, enlaces (asociaciones) entre los que se comunican, y mensajes numerados sobre el enlace en el orden en que ocurren (1, 2, 2.1, 3, …). Son la contracara de los diagramas de secuencia de la Vista de Procesos del Documento de Arquitectura: mismas interacciones, foco en quién habla con quién en lugar de en la línea de tiempo. Se eligieron ocho escenarios distintos a los de la Vista de Procesos (salvo la asignación de marco, que se repite por ser el caso más representativo) para no duplicar contenido y cubrir más patrones arquitectónicos.</w:t>
       </w:r>
     </w:p>
     <w:p>
@@ -522,7 +522,7 @@
         <w:spacing w:after="180" w:before="420"/>
       </w:pPr>
       <w:r>
-        <w:t xml:space="preserve">CD-5 — Confirmar turno con comprobante de bono contribución (UC-20b)</w:t>
+        <w:t xml:space="preserve">CD-5 — Cargar comprobante de bono contribución (UC-20b)</w:t>
       </w:r>
     </w:p>
     <w:tbl>
@@ -564,7 +564,7 @@
             <w:r>
               <w:drawing>
                 <wp:inline distT="0" distB="0" distL="0" distR="0">
-                  <wp:extent cx="6276975" cy="2124075"/>
+                  <wp:extent cx="6276975" cy="1257300"/>
                   <wp:effectExtent t="0" r="0" b="0" l="0"/>
                   <wp:docPr id="1" name="" descr="" title=""/>
                   <wp:cNvGraphicFramePr>
@@ -589,7 +589,7 @@
                         <pic:spPr bwMode="auto">
                           <a:xfrm>
                             <a:off x="0" y="0"/>
-                            <a:ext cx="6276975" cy="2124075"/>
+                            <a:ext cx="6276975" cy="1257300"/>
                           </a:xfrm>
                           <a:prstGeom prst="rect">
                             <a:avLst/>
@@ -615,7 +615,7 @@
         <w:spacing w:after="140"/>
       </w:pPr>
       <w:r>
-        <w:t xml:space="preserve">El orchestrator de appointments coordina tres colaboradores tras la carga del comprobante: AppointmentServiceHandler (que sube el archivo a R2 y confirma el turno), ApplicantService (para obtener el email) y NotificationClient (best-effort: un fallo ahí no revierte la confirmación ya persistida).</w:t>
+        <w:t xml:space="preserve">El beneficiario sube el comprobante desde el portal de autogestión: el orchestrator de appointments delega en un único colaborador, AppointmentServiceHandler (que sube el archivo a R2 y deja el turno en PENDING_REVIEW). A diferencia de la versión anterior de este flujo, subir el comprobante ya no confirma el turno ni dispara notificación — eso ahora es un paso aparte, a cargo de un operador (CD-8).</w:t>
       </w:r>
     </w:p>
     <w:p>
@@ -828,6 +828,108 @@
         <w:spacing w:after="180" w:before="420"/>
       </w:pPr>
       <w:r>
+        <w:t xml:space="preserve">CD-8 — Aprobar comprobante de turno (UC-20c)</w:t>
+      </w:r>
+    </w:p>
+    <w:tbl>
+      <w:tblPr>
+        <w:tblW w:type="dxa" w:w="10080"/>
+        <w:tblBorders>
+          <w:top w:val="single" w:color="auto" w:sz="4"/>
+          <w:left w:val="single" w:color="auto" w:sz="4"/>
+          <w:bottom w:val="single" w:color="auto" w:sz="4"/>
+          <w:right w:val="single" w:color="auto" w:sz="4"/>
+          <w:insideH w:val="single" w:color="auto" w:sz="4"/>
+          <w:insideV w:val="single" w:color="auto" w:sz="4"/>
+        </w:tblBorders>
+      </w:tblPr>
+      <w:tblGrid>
+        <w:gridCol w:w="10080"/>
+      </w:tblGrid>
+      <w:tr>
+        <w:tc>
+          <w:tcPr>
+            <w:tcW w:type="dxa" w:w="10080"/>
+            <w:tcBorders>
+              <w:top w:val="single" w:color="999999" w:sz="4"/>
+              <w:left w:val="single" w:color="999999" w:sz="4"/>
+              <w:bottom w:val="single" w:color="999999" w:sz="4"/>
+              <w:right w:val="single" w:color="999999" w:sz="4"/>
+            </w:tcBorders>
+            <w:tcMar>
+              <w:top w:type="dxa" w:w="100"/>
+              <w:left w:type="dxa" w:w="100"/>
+              <w:bottom w:type="dxa" w:w="100"/>
+              <w:right w:type="dxa" w:w="100"/>
+            </w:tcMar>
+          </w:tcPr>
+          <w:p>
+            <w:pPr>
+              <w:jc w:val="center"/>
+            </w:pPr>
+            <w:r>
+              <w:drawing>
+                <wp:inline distT="0" distB="0" distL="0" distR="0">
+                  <wp:extent cx="6276975" cy="2124075"/>
+                  <wp:effectExtent t="0" r="0" b="0" l="0"/>
+                  <wp:docPr id="1" name="" descr="" title=""/>
+                  <wp:cNvGraphicFramePr>
+                    <a:graphicFrameLocks xmlns:a="http://schemas.openxmlformats.org/drawingml/2006/main" noChangeAspect="1"/>
+                  </wp:cNvGraphicFramePr>
+                  <a:graphic xmlns:a="http://schemas.openxmlformats.org/drawingml/2006/main">
+                    <a:graphicData uri="http://schemas.openxmlformats.org/drawingml/2006/picture">
+                      <pic:pic xmlns:pic="http://schemas.openxmlformats.org/drawingml/2006/picture">
+                        <pic:nvPicPr>
+                          <pic:cNvPr id="0" name="" descr=""/>
+                          <pic:cNvPicPr>
+                            <a:picLocks noChangeAspect="1" noChangeArrowheads="1"/>
+                          </pic:cNvPicPr>
+                        </pic:nvPicPr>
+                        <pic:blipFill>
+                          <a:blip r:embed="rId16" cstate="none"/>
+                          <a:srcRect/>
+                          <a:stretch>
+                            <a:fillRect/>
+                          </a:stretch>
+                        </pic:blipFill>
+                        <pic:spPr bwMode="auto">
+                          <a:xfrm>
+                            <a:off x="0" y="0"/>
+                            <a:ext cx="6276975" cy="2124075"/>
+                          </a:xfrm>
+                          <a:prstGeom prst="rect">
+                            <a:avLst/>
+                          </a:prstGeom>
+                        </pic:spPr>
+                      </pic:pic>
+                    </a:graphicData>
+                  </a:graphic>
+                </wp:inline>
+              </w:drawing>
+            </w:r>
+          </w:p>
+        </w:tc>
+      </w:tr>
+    </w:tbl>
+    <w:p>
+      <w:pPr>
+        <w:spacing w:after="100"/>
+      </w:pPr>
+    </w:p>
+    <w:p>
+      <w:pPr>
+        <w:spacing w:after="140"/>
+      </w:pPr>
+      <w:r>
+        <w:t xml:space="preserve">El operador revisa el comprobante cargado en CD-5 y lo aprueba: recién acá el orchestrator de appointments coordina tres colaboradores, igual que hacía la versión anterior de CD-5 antes de separarse en dos casos de uso: AppointmentServiceHandler (que confirma el turno, PENDING_REVIEW → SCHEDULED), ApplicantService (para obtener el email) y NotificationClient (best-effort: un fallo ahí no revierte la aprobación ya persistida).</w:t>
+      </w:r>
+    </w:p>
+    <w:p>
+      <w:pPr>
+        <w:pStyle w:val="Heading1"/>
+        <w:spacing w:after="180" w:before="420"/>
+      </w:pPr>
+      <w:r>
         <w:t xml:space="preserve">Notas de trazabilidad</w:t>
       </w:r>
     </w:p>
@@ -841,7 +943,7 @@
         <w:spacing w:after="70"/>
       </w:pPr>
       <w:r>
-        <w:t xml:space="preserve">CD-1, CD-3 y CD-7 ilustran el patrón de orchestrator delgado / único dominio.</w:t>
+        <w:t xml:space="preserve">CD-1, CD-3, CD-5 y CD-7 ilustran el patrón de orchestrator delgado / único dominio (CD-3 y CD-5 hablan además con un cliente de terceros, R2StorageClient, sin que eso las vuelva cross-domain: siguen dentro de applicants y appointments respectivamente).</w:t>
       </w:r>
     </w:p>
     <w:p>
@@ -854,7 +956,20 @@
         <w:spacing w:after="70"/>
       </w:pPr>
       <w:r>
-        <w:t xml:space="preserve">CD-4 y CD-5 ilustran composición cross-domain, siempre concentrada en el orchestrator.</w:t>
+        <w:t xml:space="preserve">CD-4 y CD-8 ilustran composición cross-domain, siempre concentrada en el orchestrator.</w:t>
+      </w:r>
+    </w:p>
+    <w:p>
+      <w:pPr>
+        <w:pStyle w:val="ListParagraph"/>
+        <w:numPr>
+          <w:ilvl w:val="0"/>
+          <w:numId w:val="1"/>
+        </w:numPr>
+        <w:spacing w:after="70"/>
+      </w:pPr>
+      <w:r>
+        <w:t xml:space="preserve">CD-5 y CD-8 son las dos mitades de un mismo flujo, partido en dos casos de uso (UC-20b/UC-20c) a propósito: cargar el comprobante ya no confirma el turno por sí solo, hace falta que un operador lo revise y apruebe.</w:t>
       </w:r>
     </w:p>
     <w:p>
